--- a/docs/superpowers/specs/2026-03-23-sasa-curriculum-v6.docx
+++ b/docs/superpowers/specs/2026-03-23-sasa-curriculum-v6.docx
@@ -58,7 +58,7 @@
         <w:t xml:space="preserve"> </w:t>
       </w:r>
       <w:r>
-        <w:t xml:space="preserve">Richard [Surname]</w:t>
+        <w:t xml:space="preserve">Richard Shewry</w:t>
       </w:r>
       <w:r>
         <w:t xml:space="preserve"> </w:t>
